--- a/Notes/API Notes.docx
+++ b/Notes/API Notes.docx
@@ -516,6 +516,11 @@
       </w:r>
     </w:p>
     <w:p>
+      <w:pPr>
+        <w:pBdr>
+          <w:bottom w:val="single" w:sz="6" w:space="1" w:color="auto"/>
+        </w:pBdr>
+      </w:pPr>
       <w:r>
         <w:t xml:space="preserve">Think of an API as a </w:t>
       </w:r>
@@ -528,6 +533,1787 @@
       </w:r>
       <w:r>
         <w:t xml:space="preserve"> that helps different applications talk to each other safely and efficiently.</w:t>
+      </w:r>
+    </w:p>
+    <w:p/>
+    <w:p/>
+    <w:p/>
+    <w:p/>
+    <w:p/>
+    <w:p/>
+    <w:p/>
+    <w:p/>
+    <w:p>
+      <w:pPr>
+        <w:jc w:val="center"/>
+        <w:rPr>
+          <w:b/>
+          <w:bCs/>
+          <w:sz w:val="36"/>
+          <w:szCs w:val="36"/>
+        </w:rPr>
+      </w:pPr>
+      <w:r>
+        <w:rPr>
+          <w:b/>
+          <w:bCs/>
+          <w:sz w:val="36"/>
+          <w:szCs w:val="36"/>
+        </w:rPr>
+        <w:lastRenderedPageBreak/>
+        <w:t>JSON</w:t>
+      </w:r>
+    </w:p>
+    <w:p>
+      <w:pPr>
+        <w:rPr>
+          <w:b/>
+          <w:bCs/>
+        </w:rPr>
+      </w:pPr>
+      <w:r>
+        <w:rPr>
+          <w:b/>
+          <w:bCs/>
+        </w:rPr>
+        <w:t>JSON Notes (Short)</w:t>
+      </w:r>
+    </w:p>
+    <w:p>
+      <w:pPr>
+        <w:rPr>
+          <w:b/>
+          <w:bCs/>
+        </w:rPr>
+      </w:pPr>
+      <w:r>
+        <w:rPr>
+          <w:b/>
+          <w:bCs/>
+        </w:rPr>
+        <w:t>What is JSON?</w:t>
+      </w:r>
+    </w:p>
+    <w:p>
+      <w:r>
+        <w:rPr>
+          <w:b/>
+          <w:bCs/>
+        </w:rPr>
+        <w:t>JSON (JavaScript Object Notation)</w:t>
+      </w:r>
+      <w:r>
+        <w:t xml:space="preserve"> is a lightweight format used to store and exchange data between applications and APIs.</w:t>
+      </w:r>
+    </w:p>
+    <w:p>
+      <w:pPr>
+        <w:rPr>
+          <w:b/>
+          <w:bCs/>
+        </w:rPr>
+      </w:pPr>
+      <w:r>
+        <w:rPr>
+          <w:b/>
+          <w:bCs/>
+        </w:rPr>
+        <w:t>Features</w:t>
+      </w:r>
+    </w:p>
+    <w:p>
+      <w:pPr>
+        <w:numPr>
+          <w:ilvl w:val="0"/>
+          <w:numId w:val="6"/>
+        </w:numPr>
+      </w:pPr>
+      <w:r>
+        <w:t>Easy to read and write</w:t>
+      </w:r>
+    </w:p>
+    <w:p>
+      <w:pPr>
+        <w:numPr>
+          <w:ilvl w:val="0"/>
+          <w:numId w:val="6"/>
+        </w:numPr>
+      </w:pPr>
+      <w:r>
+        <w:t>Language-independent</w:t>
+      </w:r>
+    </w:p>
+    <w:p>
+      <w:pPr>
+        <w:numPr>
+          <w:ilvl w:val="0"/>
+          <w:numId w:val="6"/>
+        </w:numPr>
+      </w:pPr>
+      <w:r>
+        <w:t>Uses key-value pairs</w:t>
+      </w:r>
+    </w:p>
+    <w:p>
+      <w:pPr>
+        <w:numPr>
+          <w:ilvl w:val="0"/>
+          <w:numId w:val="6"/>
+        </w:numPr>
+      </w:pPr>
+      <w:r>
+        <w:t>Widely used in web applications and APIs</w:t>
+      </w:r>
+    </w:p>
+    <w:p>
+      <w:pPr>
+        <w:rPr>
+          <w:b/>
+          <w:bCs/>
+        </w:rPr>
+      </w:pPr>
+      <w:r>
+        <w:rPr>
+          <w:b/>
+          <w:bCs/>
+        </w:rPr>
+        <w:t>Syntax Rules</w:t>
+      </w:r>
+    </w:p>
+    <w:p>
+      <w:pPr>
+        <w:numPr>
+          <w:ilvl w:val="0"/>
+          <w:numId w:val="7"/>
+        </w:numPr>
+      </w:pPr>
+      <w:r>
+        <w:t xml:space="preserve">Data is stored as </w:t>
+      </w:r>
+      <w:r>
+        <w:rPr>
+          <w:b/>
+          <w:bCs/>
+        </w:rPr>
+        <w:t>key-value pairs</w:t>
+      </w:r>
+    </w:p>
+    <w:p>
+      <w:pPr>
+        <w:numPr>
+          <w:ilvl w:val="0"/>
+          <w:numId w:val="7"/>
+        </w:numPr>
+      </w:pPr>
+      <w:r>
+        <w:t xml:space="preserve">Keys and strings use </w:t>
+      </w:r>
+      <w:r>
+        <w:rPr>
+          <w:b/>
+          <w:bCs/>
+        </w:rPr>
+        <w:t>double quotes</w:t>
+      </w:r>
+    </w:p>
+    <w:p>
+      <w:pPr>
+        <w:numPr>
+          <w:ilvl w:val="0"/>
+          <w:numId w:val="7"/>
+        </w:numPr>
+      </w:pPr>
+      <w:r>
+        <w:t xml:space="preserve">Objects use </w:t>
+      </w:r>
+      <w:proofErr w:type="gramStart"/>
+      <w:r>
+        <w:rPr>
+          <w:b/>
+          <w:bCs/>
+        </w:rPr>
+        <w:t>{ }</w:t>
+      </w:r>
+      <w:proofErr w:type="gramEnd"/>
+    </w:p>
+    <w:p>
+      <w:pPr>
+        <w:numPr>
+          <w:ilvl w:val="0"/>
+          <w:numId w:val="7"/>
+        </w:numPr>
+      </w:pPr>
+      <w:r>
+        <w:t xml:space="preserve">Arrays use </w:t>
+      </w:r>
+      <w:proofErr w:type="gramStart"/>
+      <w:r>
+        <w:rPr>
+          <w:b/>
+          <w:bCs/>
+        </w:rPr>
+        <w:t>[ ]</w:t>
+      </w:r>
+      <w:proofErr w:type="gramEnd"/>
+    </w:p>
+    <w:p>
+      <w:pPr>
+        <w:rPr>
+          <w:b/>
+          <w:bCs/>
+        </w:rPr>
+      </w:pPr>
+      <w:r>
+        <w:rPr>
+          <w:b/>
+          <w:bCs/>
+        </w:rPr>
+        <w:t>Example</w:t>
+      </w:r>
+    </w:p>
+    <w:p>
+      <w:r>
+        <w:t>{</w:t>
+      </w:r>
+    </w:p>
+    <w:p>
+      <w:r>
+        <w:t xml:space="preserve">  "name": "Bharat",</w:t>
+      </w:r>
+    </w:p>
+    <w:p>
+      <w:r>
+        <w:t xml:space="preserve">  "age": 32,</w:t>
+      </w:r>
+    </w:p>
+    <w:p>
+      <w:r>
+        <w:t xml:space="preserve">  "teacher": true</w:t>
+      </w:r>
+    </w:p>
+    <w:p>
+      <w:r>
+        <w:t>}</w:t>
+      </w:r>
+    </w:p>
+    <w:p>
+      <w:pPr>
+        <w:rPr>
+          <w:b/>
+          <w:bCs/>
+        </w:rPr>
+      </w:pPr>
+      <w:r>
+        <w:rPr>
+          <w:b/>
+          <w:bCs/>
+        </w:rPr>
+        <w:t>JSON Data Types</w:t>
+      </w:r>
+    </w:p>
+    <w:p>
+      <w:pPr>
+        <w:numPr>
+          <w:ilvl w:val="0"/>
+          <w:numId w:val="8"/>
+        </w:numPr>
+      </w:pPr>
+      <w:r>
+        <w:t>String → "Bharat"</w:t>
+      </w:r>
+    </w:p>
+    <w:p>
+      <w:pPr>
+        <w:numPr>
+          <w:ilvl w:val="0"/>
+          <w:numId w:val="8"/>
+        </w:numPr>
+      </w:pPr>
+      <w:r>
+        <w:t>Number → 32</w:t>
+      </w:r>
+    </w:p>
+    <w:p>
+      <w:pPr>
+        <w:numPr>
+          <w:ilvl w:val="0"/>
+          <w:numId w:val="8"/>
+        </w:numPr>
+      </w:pPr>
+      <w:r>
+        <w:t>Boolean → true</w:t>
+      </w:r>
+    </w:p>
+    <w:p>
+      <w:pPr>
+        <w:numPr>
+          <w:ilvl w:val="0"/>
+          <w:numId w:val="8"/>
+        </w:numPr>
+      </w:pPr>
+      <w:r>
+        <w:t>Array → ["AI", "Python"]</w:t>
+      </w:r>
+    </w:p>
+    <w:p>
+      <w:pPr>
+        <w:numPr>
+          <w:ilvl w:val="0"/>
+          <w:numId w:val="8"/>
+        </w:numPr>
+      </w:pPr>
+      <w:r>
+        <w:t xml:space="preserve">Object → </w:t>
+      </w:r>
+      <w:proofErr w:type="gramStart"/>
+      <w:r>
+        <w:t>{ "</w:t>
+      </w:r>
+      <w:proofErr w:type="gramEnd"/>
+      <w:r>
+        <w:t>city": "Gurugram</w:t>
+      </w:r>
+      <w:proofErr w:type="gramStart"/>
+      <w:r>
+        <w:t>" }</w:t>
+      </w:r>
+      <w:proofErr w:type="gramEnd"/>
+    </w:p>
+    <w:p>
+      <w:pPr>
+        <w:numPr>
+          <w:ilvl w:val="0"/>
+          <w:numId w:val="8"/>
+        </w:numPr>
+      </w:pPr>
+      <w:r>
+        <w:t>Null → null</w:t>
+      </w:r>
+    </w:p>
+    <w:p>
+      <w:pPr>
+        <w:rPr>
+          <w:b/>
+          <w:bCs/>
+        </w:rPr>
+      </w:pPr>
+      <w:r>
+        <w:rPr>
+          <w:b/>
+          <w:bCs/>
+        </w:rPr>
+        <w:lastRenderedPageBreak/>
+        <w:t>Python Functions</w:t>
+      </w:r>
+    </w:p>
+    <w:p>
+      <w:pPr>
+        <w:numPr>
+          <w:ilvl w:val="0"/>
+          <w:numId w:val="9"/>
+        </w:numPr>
+      </w:pPr>
+      <w:proofErr w:type="spellStart"/>
+      <w:proofErr w:type="gramStart"/>
+      <w:r>
+        <w:t>json.dumps</w:t>
+      </w:r>
+      <w:proofErr w:type="spellEnd"/>
+      <w:proofErr w:type="gramEnd"/>
+      <w:r>
+        <w:t>() → Convert Python object to JSON</w:t>
+      </w:r>
+    </w:p>
+    <w:p>
+      <w:pPr>
+        <w:numPr>
+          <w:ilvl w:val="0"/>
+          <w:numId w:val="9"/>
+        </w:numPr>
+      </w:pPr>
+      <w:proofErr w:type="spellStart"/>
+      <w:proofErr w:type="gramStart"/>
+      <w:r>
+        <w:t>json.loads</w:t>
+      </w:r>
+      <w:proofErr w:type="spellEnd"/>
+      <w:proofErr w:type="gramEnd"/>
+      <w:r>
+        <w:t>() → Convert JSON to Python object</w:t>
+      </w:r>
+    </w:p>
+    <w:p>
+      <w:pPr>
+        <w:rPr>
+          <w:b/>
+          <w:bCs/>
+        </w:rPr>
+      </w:pPr>
+      <w:r>
+        <w:rPr>
+          <w:b/>
+          <w:bCs/>
+        </w:rPr>
+        <w:t>Uses</w:t>
+      </w:r>
+    </w:p>
+    <w:p>
+      <w:pPr>
+        <w:numPr>
+          <w:ilvl w:val="0"/>
+          <w:numId w:val="10"/>
+        </w:numPr>
+      </w:pPr>
+      <w:r>
+        <w:t>APIs</w:t>
+      </w:r>
+    </w:p>
+    <w:p>
+      <w:pPr>
+        <w:numPr>
+          <w:ilvl w:val="0"/>
+          <w:numId w:val="10"/>
+        </w:numPr>
+      </w:pPr>
+      <w:r>
+        <w:t>Web Applications</w:t>
+      </w:r>
+    </w:p>
+    <w:p>
+      <w:pPr>
+        <w:numPr>
+          <w:ilvl w:val="0"/>
+          <w:numId w:val="10"/>
+        </w:numPr>
+      </w:pPr>
+      <w:r>
+        <w:t>Mobile Apps</w:t>
+      </w:r>
+    </w:p>
+    <w:p>
+      <w:pPr>
+        <w:numPr>
+          <w:ilvl w:val="0"/>
+          <w:numId w:val="10"/>
+        </w:numPr>
+      </w:pPr>
+      <w:r>
+        <w:t>Configuration Files</w:t>
+      </w:r>
+    </w:p>
+    <w:p>
+      <w:pPr>
+        <w:numPr>
+          <w:ilvl w:val="0"/>
+          <w:numId w:val="10"/>
+        </w:numPr>
+      </w:pPr>
+      <w:r>
+        <w:t>Data Exchange</w:t>
+      </w:r>
+    </w:p>
+    <w:p>
+      <w:pPr>
+        <w:rPr>
+          <w:b/>
+          <w:bCs/>
+        </w:rPr>
+      </w:pPr>
+      <w:r>
+        <w:rPr>
+          <w:b/>
+          <w:bCs/>
+        </w:rPr>
+        <w:t>Remember:</w:t>
+      </w:r>
+    </w:p>
+    <w:p>
+      <w:r>
+        <w:rPr>
+          <w:b/>
+          <w:bCs/>
+        </w:rPr>
+        <w:t>JSON = Key-Value Pairs + Curly Braces + Double Quotes</w:t>
+      </w:r>
+      <w:r>
+        <w:t>.</w:t>
+      </w:r>
+    </w:p>
+    <w:p/>
+    <w:p/>
+    <w:p>
+      <w:pPr>
+        <w:pBdr>
+          <w:bottom w:val="single" w:sz="6" w:space="1" w:color="auto"/>
+        </w:pBdr>
+      </w:pPr>
+    </w:p>
+    <w:p>
+      <w:pPr>
+        <w:rPr>
+          <w:b/>
+          <w:bCs/>
+        </w:rPr>
+      </w:pPr>
+      <w:r>
+        <w:rPr>
+          <w:b/>
+          <w:bCs/>
+        </w:rPr>
+        <w:t>Using an API in Python (Beginner-Friendly)</w:t>
+      </w:r>
+    </w:p>
+    <w:p>
+      <w:r>
+        <w:t xml:space="preserve">The most common way to use an API in Python is through the </w:t>
+      </w:r>
+      <w:proofErr w:type="gramStart"/>
+      <w:r>
+        <w:rPr>
+          <w:b/>
+          <w:bCs/>
+        </w:rPr>
+        <w:t>requests</w:t>
+      </w:r>
+      <w:proofErr w:type="gramEnd"/>
+      <w:r>
+        <w:t xml:space="preserve"> library.</w:t>
+      </w:r>
+    </w:p>
+    <w:p>
+      <w:pPr>
+        <w:rPr>
+          <w:b/>
+          <w:bCs/>
+        </w:rPr>
+      </w:pPr>
+      <w:r>
+        <w:rPr>
+          <w:b/>
+          <w:bCs/>
+        </w:rPr>
+        <w:t>Step 1: Install the Requests Library</w:t>
+      </w:r>
+    </w:p>
+    <w:p>
+      <w:r>
+        <w:t>pip install requests</w:t>
+      </w:r>
+    </w:p>
+    <w:p>
+      <w:r>
+        <w:pict w14:anchorId="38EF49FC">
+          <v:rect id="_x0000_i1077" style="width:0;height:1.5pt" o:hralign="center" o:hrstd="t" o:hr="t" fillcolor="#a0a0a0" stroked="f"/>
+        </w:pict>
+      </w:r>
+    </w:p>
+    <w:p>
+      <w:pPr>
+        <w:rPr>
+          <w:b/>
+          <w:bCs/>
+        </w:rPr>
+      </w:pPr>
+      <w:r>
+        <w:rPr>
+          <w:b/>
+          <w:bCs/>
+        </w:rPr>
+        <w:t>Step 2: Import the Library</w:t>
+      </w:r>
+    </w:p>
+    <w:p>
+      <w:r>
+        <w:t>import requests</w:t>
+      </w:r>
+    </w:p>
+    <w:p>
+      <w:r>
+        <w:pict w14:anchorId="4EF6187F">
+          <v:rect id="_x0000_i1078" style="width:0;height:1.5pt" o:hralign="center" o:hrstd="t" o:hr="t" fillcolor="#a0a0a0" stroked="f"/>
+        </w:pict>
+      </w:r>
+    </w:p>
+    <w:p>
+      <w:pPr>
+        <w:rPr>
+          <w:b/>
+          <w:bCs/>
+        </w:rPr>
+      </w:pPr>
+      <w:r>
+        <w:rPr>
+          <w:b/>
+          <w:bCs/>
+        </w:rPr>
+        <w:t>Step 3: Send a Request to an API</w:t>
+      </w:r>
+    </w:p>
+    <w:p>
+      <w:r>
+        <w:t>Example: Get a random joke</w:t>
+      </w:r>
+    </w:p>
+    <w:p>
+      <w:r>
+        <w:t>import requests</w:t>
+      </w:r>
+    </w:p>
+    <w:p/>
+    <w:p>
+      <w:proofErr w:type="spellStart"/>
+      <w:r>
+        <w:t>url</w:t>
+      </w:r>
+      <w:proofErr w:type="spellEnd"/>
+      <w:r>
+        <w:t xml:space="preserve"> = "https://official-joke-api.appspot.com/</w:t>
+      </w:r>
+      <w:proofErr w:type="spellStart"/>
+      <w:r>
+        <w:t>random_joke</w:t>
+      </w:r>
+      <w:proofErr w:type="spellEnd"/>
+      <w:r>
+        <w:t>"</w:t>
+      </w:r>
+    </w:p>
+    <w:p/>
+    <w:p>
+      <w:r>
+        <w:lastRenderedPageBreak/>
+        <w:t xml:space="preserve">response = </w:t>
+      </w:r>
+      <w:proofErr w:type="spellStart"/>
+      <w:r>
+        <w:t>requests.get</w:t>
+      </w:r>
+      <w:proofErr w:type="spellEnd"/>
+      <w:r>
+        <w:t>(</w:t>
+      </w:r>
+      <w:proofErr w:type="spellStart"/>
+      <w:r>
+        <w:t>url</w:t>
+      </w:r>
+      <w:proofErr w:type="spellEnd"/>
+      <w:r>
+        <w:t>)</w:t>
+      </w:r>
+    </w:p>
+    <w:p/>
+    <w:p>
+      <w:r>
+        <w:t xml:space="preserve">data = </w:t>
+      </w:r>
+      <w:proofErr w:type="spellStart"/>
+      <w:proofErr w:type="gramStart"/>
+      <w:r>
+        <w:t>response.json</w:t>
+      </w:r>
+      <w:proofErr w:type="spellEnd"/>
+      <w:proofErr w:type="gramEnd"/>
+      <w:r>
+        <w:t>()</w:t>
+      </w:r>
+    </w:p>
+    <w:p/>
+    <w:p>
+      <w:r>
+        <w:t>print(data)</w:t>
+      </w:r>
+    </w:p>
+    <w:p>
+      <w:pPr>
+        <w:rPr>
+          <w:b/>
+          <w:bCs/>
+        </w:rPr>
+      </w:pPr>
+      <w:r>
+        <w:rPr>
+          <w:b/>
+          <w:bCs/>
+        </w:rPr>
+        <w:t>Output</w:t>
+      </w:r>
+    </w:p>
+    <w:p>
+      <w:r>
+        <w:t>{</w:t>
+      </w:r>
+    </w:p>
+    <w:p>
+      <w:r>
+        <w:t xml:space="preserve">  'setup': 'Why did the bicycle fall over?',</w:t>
+      </w:r>
+    </w:p>
+    <w:p>
+      <w:r>
+        <w:t xml:space="preserve">  'punchline': 'Because it was two-tired!'</w:t>
+      </w:r>
+    </w:p>
+    <w:p>
+      <w:r>
+        <w:t>}</w:t>
+      </w:r>
+    </w:p>
+    <w:p>
+      <w:r>
+        <w:pict w14:anchorId="521692B5">
+          <v:rect id="_x0000_i1079" style="width:0;height:1.5pt" o:hralign="center" o:hrstd="t" o:hr="t" fillcolor="#a0a0a0" stroked="f"/>
+        </w:pict>
+      </w:r>
+    </w:p>
+    <w:p>
+      <w:pPr>
+        <w:rPr>
+          <w:b/>
+          <w:bCs/>
+        </w:rPr>
+      </w:pPr>
+      <w:r>
+        <w:rPr>
+          <w:b/>
+          <w:bCs/>
+        </w:rPr>
+        <w:t>Step 4: Access Specific Data</w:t>
+      </w:r>
+    </w:p>
+    <w:p>
+      <w:r>
+        <w:t>import requests</w:t>
+      </w:r>
+    </w:p>
+    <w:p/>
+    <w:p>
+      <w:proofErr w:type="spellStart"/>
+      <w:r>
+        <w:t>url</w:t>
+      </w:r>
+      <w:proofErr w:type="spellEnd"/>
+      <w:r>
+        <w:t xml:space="preserve"> = "https://official-joke-api.appspot.com/</w:t>
+      </w:r>
+      <w:proofErr w:type="spellStart"/>
+      <w:r>
+        <w:t>random_joke</w:t>
+      </w:r>
+      <w:proofErr w:type="spellEnd"/>
+      <w:r>
+        <w:t>"</w:t>
+      </w:r>
+    </w:p>
+    <w:p/>
+    <w:p>
+      <w:r>
+        <w:t xml:space="preserve">response = </w:t>
+      </w:r>
+      <w:proofErr w:type="spellStart"/>
+      <w:r>
+        <w:t>requests.get</w:t>
+      </w:r>
+      <w:proofErr w:type="spellEnd"/>
+      <w:r>
+        <w:t>(</w:t>
+      </w:r>
+      <w:proofErr w:type="spellStart"/>
+      <w:r>
+        <w:t>url</w:t>
+      </w:r>
+      <w:proofErr w:type="spellEnd"/>
+      <w:r>
+        <w:t>)</w:t>
+      </w:r>
+    </w:p>
+    <w:p/>
+    <w:p>
+      <w:r>
+        <w:t xml:space="preserve">data = </w:t>
+      </w:r>
+      <w:proofErr w:type="spellStart"/>
+      <w:proofErr w:type="gramStart"/>
+      <w:r>
+        <w:t>response.json</w:t>
+      </w:r>
+      <w:proofErr w:type="spellEnd"/>
+      <w:proofErr w:type="gramEnd"/>
+      <w:r>
+        <w:t>()</w:t>
+      </w:r>
+    </w:p>
+    <w:p/>
+    <w:p>
+      <w:proofErr w:type="gramStart"/>
+      <w:r>
+        <w:t>print(</w:t>
+      </w:r>
+      <w:proofErr w:type="gramEnd"/>
+      <w:r>
+        <w:t>"Setup:", data["setup"])</w:t>
+      </w:r>
+    </w:p>
+    <w:p>
+      <w:proofErr w:type="gramStart"/>
+      <w:r>
+        <w:t>print(</w:t>
+      </w:r>
+      <w:proofErr w:type="gramEnd"/>
+      <w:r>
+        <w:t>"Punchline:", data["punchline"])</w:t>
+      </w:r>
+    </w:p>
+    <w:p>
+      <w:r>
+        <w:pict w14:anchorId="47070A09">
+          <v:rect id="_x0000_i1080" style="width:0;height:1.5pt" o:hralign="center" o:hrstd="t" o:hr="t" fillcolor="#a0a0a0" stroked="f"/>
+        </w:pict>
+      </w:r>
+    </w:p>
+    <w:p>
+      <w:pPr>
+        <w:rPr>
+          <w:b/>
+          <w:bCs/>
+        </w:rPr>
+      </w:pPr>
+      <w:r>
+        <w:rPr>
+          <w:b/>
+          <w:bCs/>
+        </w:rPr>
+        <w:t>Using an API Key</w:t>
+      </w:r>
+    </w:p>
+    <w:p>
+      <w:r>
+        <w:t xml:space="preserve">Many APIs require an </w:t>
+      </w:r>
+      <w:r>
+        <w:rPr>
+          <w:b/>
+          <w:bCs/>
+        </w:rPr>
+        <w:t>API Key</w:t>
+      </w:r>
+      <w:r>
+        <w:t xml:space="preserve"> for authentication.</w:t>
+      </w:r>
+    </w:p>
+    <w:p>
+      <w:r>
+        <w:t>Example:</w:t>
+      </w:r>
+    </w:p>
+    <w:p>
+      <w:r>
+        <w:t>import requests</w:t>
+      </w:r>
+    </w:p>
+    <w:p/>
+    <w:p>
+      <w:proofErr w:type="spellStart"/>
+      <w:r>
+        <w:lastRenderedPageBreak/>
+        <w:t>api_key</w:t>
+      </w:r>
+      <w:proofErr w:type="spellEnd"/>
+      <w:r>
+        <w:t xml:space="preserve"> = "YOUR_API_KEY"</w:t>
+      </w:r>
+    </w:p>
+    <w:p/>
+    <w:p>
+      <w:proofErr w:type="spellStart"/>
+      <w:r>
+        <w:t>url</w:t>
+      </w:r>
+      <w:proofErr w:type="spellEnd"/>
+      <w:r>
+        <w:t xml:space="preserve"> = </w:t>
+      </w:r>
+      <w:proofErr w:type="spellStart"/>
+      <w:r>
+        <w:t>f"https</w:t>
+      </w:r>
+      <w:proofErr w:type="spellEnd"/>
+      <w:r>
+        <w:t>://api.example.com/</w:t>
+      </w:r>
+      <w:proofErr w:type="spellStart"/>
+      <w:r>
+        <w:t>data?apikey</w:t>
+      </w:r>
+      <w:proofErr w:type="spellEnd"/>
+      <w:r>
+        <w:t>={</w:t>
+      </w:r>
+      <w:proofErr w:type="spellStart"/>
+      <w:r>
+        <w:t>api_key</w:t>
+      </w:r>
+      <w:proofErr w:type="spellEnd"/>
+      <w:r>
+        <w:t>}"</w:t>
+      </w:r>
+    </w:p>
+    <w:p/>
+    <w:p>
+      <w:r>
+        <w:t xml:space="preserve">response = </w:t>
+      </w:r>
+      <w:proofErr w:type="spellStart"/>
+      <w:r>
+        <w:t>requests.get</w:t>
+      </w:r>
+      <w:proofErr w:type="spellEnd"/>
+      <w:r>
+        <w:t>(</w:t>
+      </w:r>
+      <w:proofErr w:type="spellStart"/>
+      <w:r>
+        <w:t>url</w:t>
+      </w:r>
+      <w:proofErr w:type="spellEnd"/>
+      <w:r>
+        <w:t>)</w:t>
+      </w:r>
+    </w:p>
+    <w:p/>
+    <w:p>
+      <w:r>
+        <w:t>print(</w:t>
+      </w:r>
+      <w:proofErr w:type="spellStart"/>
+      <w:proofErr w:type="gramStart"/>
+      <w:r>
+        <w:t>response.json</w:t>
+      </w:r>
+      <w:proofErr w:type="spellEnd"/>
+      <w:proofErr w:type="gramEnd"/>
+      <w:r>
+        <w:t>())</w:t>
+      </w:r>
+    </w:p>
+    <w:p>
+      <w:r>
+        <w:pict w14:anchorId="7418E4C4">
+          <v:rect id="_x0000_i1081" style="width:0;height:1.5pt" o:hralign="center" o:hrstd="t" o:hr="t" fillcolor="#a0a0a0" stroked="f"/>
+        </w:pict>
+      </w:r>
+    </w:p>
+    <w:p>
+      <w:pPr>
+        <w:rPr>
+          <w:b/>
+          <w:bCs/>
+        </w:rPr>
+      </w:pPr>
+      <w:r>
+        <w:rPr>
+          <w:b/>
+          <w:bCs/>
+        </w:rPr>
+        <w:t xml:space="preserve">Example: </w:t>
+      </w:r>
+      <w:proofErr w:type="spellStart"/>
+      <w:r>
+        <w:rPr>
+          <w:b/>
+          <w:bCs/>
+        </w:rPr>
+        <w:t>OpenWeather</w:t>
+      </w:r>
+      <w:proofErr w:type="spellEnd"/>
+      <w:r>
+        <w:rPr>
+          <w:b/>
+          <w:bCs/>
+        </w:rPr>
+        <w:t xml:space="preserve"> API</w:t>
+      </w:r>
+    </w:p>
+    <w:p>
+      <w:r>
+        <w:t>import requests</w:t>
+      </w:r>
+    </w:p>
+    <w:p/>
+    <w:p>
+      <w:proofErr w:type="spellStart"/>
+      <w:r>
+        <w:t>api_key</w:t>
+      </w:r>
+      <w:proofErr w:type="spellEnd"/>
+      <w:r>
+        <w:t xml:space="preserve"> = "YOUR_API_KEY"</w:t>
+      </w:r>
+    </w:p>
+    <w:p>
+      <w:r>
+        <w:t>city = "Delhi"</w:t>
+      </w:r>
+    </w:p>
+    <w:p/>
+    <w:p>
+      <w:proofErr w:type="spellStart"/>
+      <w:r>
+        <w:t>url</w:t>
+      </w:r>
+      <w:proofErr w:type="spellEnd"/>
+      <w:r>
+        <w:t xml:space="preserve"> = f"https://api.openweathermap.org/data/2.5/weather?q={city}&amp;appid={api_key}"</w:t>
+      </w:r>
+    </w:p>
+    <w:p/>
+    <w:p>
+      <w:r>
+        <w:t xml:space="preserve">response = </w:t>
+      </w:r>
+      <w:proofErr w:type="spellStart"/>
+      <w:r>
+        <w:t>requests.get</w:t>
+      </w:r>
+      <w:proofErr w:type="spellEnd"/>
+      <w:r>
+        <w:t>(</w:t>
+      </w:r>
+      <w:proofErr w:type="spellStart"/>
+      <w:r>
+        <w:t>url</w:t>
+      </w:r>
+      <w:proofErr w:type="spellEnd"/>
+      <w:r>
+        <w:t>)</w:t>
+      </w:r>
+    </w:p>
+    <w:p/>
+    <w:p>
+      <w:r>
+        <w:t xml:space="preserve">data = </w:t>
+      </w:r>
+      <w:proofErr w:type="spellStart"/>
+      <w:proofErr w:type="gramStart"/>
+      <w:r>
+        <w:t>response.json</w:t>
+      </w:r>
+      <w:proofErr w:type="spellEnd"/>
+      <w:proofErr w:type="gramEnd"/>
+      <w:r>
+        <w:t>()</w:t>
+      </w:r>
+    </w:p>
+    <w:p/>
+    <w:p>
+      <w:r>
+        <w:t>print(data)</w:t>
+      </w:r>
+    </w:p>
+    <w:p>
+      <w:r>
+        <w:pict w14:anchorId="7A0D29D0">
+          <v:rect id="_x0000_i1082" style="width:0;height:1.5pt" o:hralign="center" o:hrstd="t" o:hr="t" fillcolor="#a0a0a0" stroked="f"/>
+        </w:pict>
+      </w:r>
+    </w:p>
+    <w:p>
+      <w:pPr>
+        <w:rPr>
+          <w:b/>
+          <w:bCs/>
+        </w:rPr>
+      </w:pPr>
+      <w:r>
+        <w:rPr>
+          <w:b/>
+          <w:bCs/>
+        </w:rPr>
+        <w:t>Understanding the Flow</w:t>
+      </w:r>
+    </w:p>
+    <w:p>
+      <w:r>
+        <w:t>Python Program</w:t>
+      </w:r>
+    </w:p>
+    <w:p>
+      <w:r>
+        <w:t xml:space="preserve">      |</w:t>
+      </w:r>
+    </w:p>
+    <w:p>
+      <w:r>
+        <w:t xml:space="preserve">      | Request</w:t>
+      </w:r>
+    </w:p>
+    <w:p>
+      <w:r>
+        <w:t xml:space="preserve">      v</w:t>
+      </w:r>
+    </w:p>
+    <w:p>
+      <w:r>
+        <w:t xml:space="preserve">      API Server</w:t>
+      </w:r>
+    </w:p>
+    <w:p>
+      <w:r>
+        <w:lastRenderedPageBreak/>
+        <w:t xml:space="preserve">      |</w:t>
+      </w:r>
+    </w:p>
+    <w:p>
+      <w:r>
+        <w:t xml:space="preserve">      | Response (JSON)</w:t>
+      </w:r>
+    </w:p>
+    <w:p>
+      <w:r>
+        <w:t xml:space="preserve">      v</w:t>
+      </w:r>
+    </w:p>
+    <w:p>
+      <w:r>
+        <w:t>Python Program</w:t>
+      </w:r>
+    </w:p>
+    <w:p>
+      <w:r>
+        <w:pict w14:anchorId="6609FF14">
+          <v:rect id="_x0000_i1083" style="width:0;height:1.5pt" o:hralign="center" o:hrstd="t" o:hr="t" fillcolor="#a0a0a0" stroked="f"/>
+        </w:pict>
+      </w:r>
+    </w:p>
+    <w:p>
+      <w:pPr>
+        <w:rPr>
+          <w:b/>
+          <w:bCs/>
+        </w:rPr>
+      </w:pPr>
+      <w:r>
+        <w:rPr>
+          <w:b/>
+          <w:bCs/>
+        </w:rPr>
+        <w:t>Common API Methods</w:t>
+      </w:r>
+    </w:p>
+    <w:tbl>
+      <w:tblPr>
+        <w:tblW w:w="0" w:type="auto"/>
+        <w:tblCellSpacing w:w="15" w:type="dxa"/>
+        <w:tblCellMar>
+          <w:top w:w="15" w:type="dxa"/>
+          <w:left w:w="15" w:type="dxa"/>
+          <w:bottom w:w="15" w:type="dxa"/>
+          <w:right w:w="15" w:type="dxa"/>
+        </w:tblCellMar>
+        <w:tblLook w:val="04A0" w:firstRow="1" w:lastRow="0" w:firstColumn="1" w:lastColumn="0" w:noHBand="0" w:noVBand="1"/>
+      </w:tblPr>
+      <w:tblGrid>
+        <w:gridCol w:w="908"/>
+        <w:gridCol w:w="1601"/>
+      </w:tblGrid>
+      <w:tr>
+        <w:trPr>
+          <w:tblHeader/>
+          <w:tblCellSpacing w:w="15" w:type="dxa"/>
+        </w:trPr>
+        <w:tc>
+          <w:tcPr>
+            <w:tcW w:w="0" w:type="auto"/>
+            <w:vAlign w:val="center"/>
+            <w:hideMark/>
+          </w:tcPr>
+          <w:p>
+            <w:pPr>
+              <w:rPr>
+                <w:b/>
+                <w:bCs/>
+              </w:rPr>
+            </w:pPr>
+            <w:r>
+              <w:rPr>
+                <w:b/>
+                <w:bCs/>
+              </w:rPr>
+              <w:t>Method</w:t>
+            </w:r>
+          </w:p>
+        </w:tc>
+        <w:tc>
+          <w:tcPr>
+            <w:tcW w:w="0" w:type="auto"/>
+            <w:vAlign w:val="center"/>
+            <w:hideMark/>
+          </w:tcPr>
+          <w:p>
+            <w:pPr>
+              <w:rPr>
+                <w:b/>
+                <w:bCs/>
+              </w:rPr>
+            </w:pPr>
+            <w:r>
+              <w:rPr>
+                <w:b/>
+                <w:bCs/>
+              </w:rPr>
+              <w:t>Purpose</w:t>
+            </w:r>
+          </w:p>
+        </w:tc>
+      </w:tr>
+      <w:tr>
+        <w:trPr>
+          <w:tblCellSpacing w:w="15" w:type="dxa"/>
+        </w:trPr>
+        <w:tc>
+          <w:tcPr>
+            <w:tcW w:w="0" w:type="auto"/>
+            <w:vAlign w:val="center"/>
+            <w:hideMark/>
+          </w:tcPr>
+          <w:p>
+            <w:r>
+              <w:t>GET</w:t>
+            </w:r>
+          </w:p>
+        </w:tc>
+        <w:tc>
+          <w:tcPr>
+            <w:tcW w:w="0" w:type="auto"/>
+            <w:vAlign w:val="center"/>
+            <w:hideMark/>
+          </w:tcPr>
+          <w:p>
+            <w:r>
+              <w:t>Retrieve data</w:t>
+            </w:r>
+          </w:p>
+        </w:tc>
+      </w:tr>
+      <w:tr>
+        <w:trPr>
+          <w:tblCellSpacing w:w="15" w:type="dxa"/>
+        </w:trPr>
+        <w:tc>
+          <w:tcPr>
+            <w:tcW w:w="0" w:type="auto"/>
+            <w:vAlign w:val="center"/>
+            <w:hideMark/>
+          </w:tcPr>
+          <w:p>
+            <w:r>
+              <w:t>POST</w:t>
+            </w:r>
+          </w:p>
+        </w:tc>
+        <w:tc>
+          <w:tcPr>
+            <w:tcW w:w="0" w:type="auto"/>
+            <w:vAlign w:val="center"/>
+            <w:hideMark/>
+          </w:tcPr>
+          <w:p>
+            <w:r>
+              <w:t>Send new data</w:t>
+            </w:r>
+          </w:p>
+        </w:tc>
+      </w:tr>
+      <w:tr>
+        <w:trPr>
+          <w:tblCellSpacing w:w="15" w:type="dxa"/>
+        </w:trPr>
+        <w:tc>
+          <w:tcPr>
+            <w:tcW w:w="0" w:type="auto"/>
+            <w:vAlign w:val="center"/>
+            <w:hideMark/>
+          </w:tcPr>
+          <w:p>
+            <w:r>
+              <w:t>PUT</w:t>
+            </w:r>
+          </w:p>
+        </w:tc>
+        <w:tc>
+          <w:tcPr>
+            <w:tcW w:w="0" w:type="auto"/>
+            <w:vAlign w:val="center"/>
+            <w:hideMark/>
+          </w:tcPr>
+          <w:p>
+            <w:r>
+              <w:t>Update data</w:t>
+            </w:r>
+          </w:p>
+        </w:tc>
+      </w:tr>
+      <w:tr>
+        <w:trPr>
+          <w:tblCellSpacing w:w="15" w:type="dxa"/>
+        </w:trPr>
+        <w:tc>
+          <w:tcPr>
+            <w:tcW w:w="0" w:type="auto"/>
+            <w:vAlign w:val="center"/>
+            <w:hideMark/>
+          </w:tcPr>
+          <w:p>
+            <w:r>
+              <w:t>DELETE</w:t>
+            </w:r>
+          </w:p>
+        </w:tc>
+        <w:tc>
+          <w:tcPr>
+            <w:tcW w:w="0" w:type="auto"/>
+            <w:vAlign w:val="center"/>
+            <w:hideMark/>
+          </w:tcPr>
+          <w:p>
+            <w:r>
+              <w:t>Remove data</w:t>
+            </w:r>
+          </w:p>
+        </w:tc>
+      </w:tr>
+    </w:tbl>
+    <w:p>
+      <w:pPr>
+        <w:rPr>
+          <w:b/>
+          <w:bCs/>
+        </w:rPr>
+      </w:pPr>
+      <w:r>
+        <w:rPr>
+          <w:b/>
+          <w:bCs/>
+        </w:rPr>
+        <w:t>Example of POST</w:t>
+      </w:r>
+    </w:p>
+    <w:p>
+      <w:r>
+        <w:t>import requests</w:t>
+      </w:r>
+    </w:p>
+    <w:p/>
+    <w:p>
+      <w:proofErr w:type="spellStart"/>
+      <w:r>
+        <w:t>url</w:t>
+      </w:r>
+      <w:proofErr w:type="spellEnd"/>
+      <w:r>
+        <w:t xml:space="preserve"> = "https://jsonplaceholder.typicode.com/posts"</w:t>
+      </w:r>
+    </w:p>
+    <w:p/>
+    <w:p>
+      <w:r>
+        <w:t>data = {</w:t>
+      </w:r>
+    </w:p>
+    <w:p>
+      <w:r>
+        <w:t xml:space="preserve">    "title": "My First Post",</w:t>
+      </w:r>
+    </w:p>
+    <w:p>
+      <w:r>
+        <w:t xml:space="preserve">    "body": "Hello World",</w:t>
+      </w:r>
+    </w:p>
+    <w:p>
+      <w:r>
+        <w:t xml:space="preserve">    "</w:t>
+      </w:r>
+      <w:proofErr w:type="spellStart"/>
+      <w:r>
+        <w:t>userId</w:t>
+      </w:r>
+      <w:proofErr w:type="spellEnd"/>
+      <w:r>
+        <w:t>": 1</w:t>
+      </w:r>
+    </w:p>
+    <w:p>
+      <w:r>
+        <w:t>}</w:t>
+      </w:r>
+    </w:p>
+    <w:p/>
+    <w:p>
+      <w:r>
+        <w:t xml:space="preserve">response = </w:t>
+      </w:r>
+      <w:proofErr w:type="spellStart"/>
+      <w:proofErr w:type="gramStart"/>
+      <w:r>
+        <w:t>requests.post</w:t>
+      </w:r>
+      <w:proofErr w:type="spellEnd"/>
+      <w:r>
+        <w:t>(</w:t>
+      </w:r>
+      <w:proofErr w:type="spellStart"/>
+      <w:proofErr w:type="gramEnd"/>
+      <w:r>
+        <w:t>url</w:t>
+      </w:r>
+      <w:proofErr w:type="spellEnd"/>
+      <w:r>
+        <w:t xml:space="preserve">, </w:t>
+      </w:r>
+      <w:proofErr w:type="spellStart"/>
+      <w:r>
+        <w:t>json</w:t>
+      </w:r>
+      <w:proofErr w:type="spellEnd"/>
+      <w:r>
+        <w:t>=data)</w:t>
+      </w:r>
+    </w:p>
+    <w:p/>
+    <w:p>
+      <w:r>
+        <w:t>print(</w:t>
+      </w:r>
+      <w:proofErr w:type="spellStart"/>
+      <w:proofErr w:type="gramStart"/>
+      <w:r>
+        <w:t>response.json</w:t>
+      </w:r>
+      <w:proofErr w:type="spellEnd"/>
+      <w:proofErr w:type="gramEnd"/>
+      <w:r>
+        <w:t>())</w:t>
+      </w:r>
+    </w:p>
+    <w:p>
+      <w:r>
+        <w:pict w14:anchorId="288B9F79">
+          <v:rect id="_x0000_i1084" style="width:0;height:1.5pt" o:hralign="center" o:hrstd="t" o:hr="t" fillcolor="#a0a0a0" stroked="f"/>
+        </w:pict>
+      </w:r>
+    </w:p>
+    <w:p>
+      <w:pPr>
+        <w:rPr>
+          <w:b/>
+          <w:bCs/>
+        </w:rPr>
+      </w:pPr>
+      <w:r>
+        <w:rPr>
+          <w:b/>
+          <w:bCs/>
+        </w:rPr>
+        <w:t>Classroom Activity (CBSE AI)</w:t>
+      </w:r>
+    </w:p>
+    <w:p>
+      <w:pPr>
+        <w:rPr>
+          <w:b/>
+          <w:bCs/>
+        </w:rPr>
+      </w:pPr>
+      <w:r>
+        <w:rPr>
+          <w:b/>
+          <w:bCs/>
+        </w:rPr>
+        <w:lastRenderedPageBreak/>
+        <w:t>Student Task</w:t>
+      </w:r>
+    </w:p>
+    <w:p>
+      <w:r>
+        <w:t>Use the following API:</w:t>
+      </w:r>
+    </w:p>
+    <w:p>
+      <w:r>
+        <w:t>https://api.agify.io/?name=rahul</w:t>
+      </w:r>
+    </w:p>
+    <w:p>
+      <w:pPr>
+        <w:rPr>
+          <w:b/>
+          <w:bCs/>
+        </w:rPr>
+      </w:pPr>
+      <w:r>
+        <w:rPr>
+          <w:b/>
+          <w:bCs/>
+        </w:rPr>
+        <w:t>Python Code</w:t>
+      </w:r>
+    </w:p>
+    <w:p>
+      <w:r>
+        <w:t>import requests</w:t>
+      </w:r>
+    </w:p>
+    <w:p/>
+    <w:p>
+      <w:proofErr w:type="spellStart"/>
+      <w:r>
+        <w:t>url</w:t>
+      </w:r>
+      <w:proofErr w:type="spellEnd"/>
+      <w:r>
+        <w:t xml:space="preserve"> = "https://api.agify.io/?name=</w:t>
+      </w:r>
+      <w:proofErr w:type="spellStart"/>
+      <w:r>
+        <w:t>rahul</w:t>
+      </w:r>
+      <w:proofErr w:type="spellEnd"/>
+      <w:r>
+        <w:t>"</w:t>
+      </w:r>
+    </w:p>
+    <w:p/>
+    <w:p>
+      <w:r>
+        <w:t xml:space="preserve">response = </w:t>
+      </w:r>
+      <w:proofErr w:type="spellStart"/>
+      <w:r>
+        <w:t>requests.get</w:t>
+      </w:r>
+      <w:proofErr w:type="spellEnd"/>
+      <w:r>
+        <w:t>(</w:t>
+      </w:r>
+      <w:proofErr w:type="spellStart"/>
+      <w:r>
+        <w:t>url</w:t>
+      </w:r>
+      <w:proofErr w:type="spellEnd"/>
+      <w:r>
+        <w:t>)</w:t>
+      </w:r>
+    </w:p>
+    <w:p/>
+    <w:p>
+      <w:r>
+        <w:t xml:space="preserve">data = </w:t>
+      </w:r>
+      <w:proofErr w:type="spellStart"/>
+      <w:proofErr w:type="gramStart"/>
+      <w:r>
+        <w:t>response.json</w:t>
+      </w:r>
+      <w:proofErr w:type="spellEnd"/>
+      <w:proofErr w:type="gramEnd"/>
+      <w:r>
+        <w:t>()</w:t>
+      </w:r>
+    </w:p>
+    <w:p/>
+    <w:p>
+      <w:proofErr w:type="gramStart"/>
+      <w:r>
+        <w:t>print(</w:t>
+      </w:r>
+      <w:proofErr w:type="gramEnd"/>
+      <w:r>
+        <w:t>"Name:", data["name"])</w:t>
+      </w:r>
+    </w:p>
+    <w:p>
+      <w:proofErr w:type="gramStart"/>
+      <w:r>
+        <w:t>print(</w:t>
+      </w:r>
+      <w:proofErr w:type="gramEnd"/>
+      <w:r>
+        <w:t>"Predicted Age:", data["age"])</w:t>
+      </w:r>
+    </w:p>
+    <w:p>
+      <w:pPr>
+        <w:rPr>
+          <w:b/>
+          <w:bCs/>
+        </w:rPr>
+      </w:pPr>
+      <w:r>
+        <w:rPr>
+          <w:b/>
+          <w:bCs/>
+        </w:rPr>
+        <w:t>Learning Outcome</w:t>
+      </w:r>
+    </w:p>
+    <w:p>
+      <w:r>
+        <w:t>Students will be able to:</w:t>
+      </w:r>
+    </w:p>
+    <w:p>
+      <w:pPr>
+        <w:numPr>
+          <w:ilvl w:val="0"/>
+          <w:numId w:val="11"/>
+        </w:numPr>
+      </w:pPr>
+      <w:r>
+        <w:t>Send API requests using Python</w:t>
+      </w:r>
+    </w:p>
+    <w:p>
+      <w:pPr>
+        <w:numPr>
+          <w:ilvl w:val="0"/>
+          <w:numId w:val="11"/>
+        </w:numPr>
+      </w:pPr>
+      <w:r>
+        <w:t>Receive JSON responses</w:t>
+      </w:r>
+    </w:p>
+    <w:p>
+      <w:pPr>
+        <w:numPr>
+          <w:ilvl w:val="0"/>
+          <w:numId w:val="11"/>
+        </w:numPr>
+      </w:pPr>
+      <w:r>
+        <w:t>Extract and display specific data</w:t>
+      </w:r>
+    </w:p>
+    <w:p>
+      <w:pPr>
+        <w:numPr>
+          <w:ilvl w:val="0"/>
+          <w:numId w:val="11"/>
+        </w:numPr>
+      </w:pPr>
+      <w:r>
+        <w:t>Understand how applications communicate over the internet</w:t>
+      </w:r>
+    </w:p>
+    <w:p>
+      <w:pPr>
+        <w:rPr>
+          <w:b/>
+          <w:bCs/>
+        </w:rPr>
+      </w:pPr>
+      <w:r>
+        <w:rPr>
+          <w:b/>
+          <w:bCs/>
+        </w:rPr>
+        <w:t>Real-World Examples</w:t>
+      </w:r>
+    </w:p>
+    <w:p>
+      <w:pPr>
+        <w:numPr>
+          <w:ilvl w:val="0"/>
+          <w:numId w:val="12"/>
+        </w:numPr>
+      </w:pPr>
+      <w:r>
+        <w:t>Weather Apps</w:t>
+      </w:r>
+    </w:p>
+    <w:p>
+      <w:pPr>
+        <w:numPr>
+          <w:ilvl w:val="0"/>
+          <w:numId w:val="12"/>
+        </w:numPr>
+      </w:pPr>
+      <w:r>
+        <w:t>Google Maps</w:t>
+      </w:r>
+    </w:p>
+    <w:p>
+      <w:pPr>
+        <w:numPr>
+          <w:ilvl w:val="0"/>
+          <w:numId w:val="12"/>
+        </w:numPr>
+      </w:pPr>
+      <w:r>
+        <w:t>Payment Gateways</w:t>
+      </w:r>
+    </w:p>
+    <w:p>
+      <w:pPr>
+        <w:numPr>
+          <w:ilvl w:val="0"/>
+          <w:numId w:val="12"/>
+        </w:numPr>
+      </w:pPr>
+      <w:r>
+        <w:t>Chatbots</w:t>
+      </w:r>
+    </w:p>
+    <w:p>
+      <w:pPr>
+        <w:numPr>
+          <w:ilvl w:val="0"/>
+          <w:numId w:val="12"/>
+        </w:numPr>
+      </w:pPr>
+      <w:r>
+        <w:t>AI Tools</w:t>
+      </w:r>
+    </w:p>
+    <w:p>
+      <w:pPr>
+        <w:numPr>
+          <w:ilvl w:val="0"/>
+          <w:numId w:val="12"/>
+        </w:numPr>
+      </w:pPr>
+      <w:r>
+        <w:t>Social Media Apps</w:t>
+      </w:r>
+    </w:p>
+    <w:p>
+      <w:pPr>
+        <w:numPr>
+          <w:ilvl w:val="0"/>
+          <w:numId w:val="12"/>
+        </w:numPr>
+      </w:pPr>
+      <w:r>
+        <w:t>School Management Systems</w:t>
+      </w:r>
+    </w:p>
+    <w:p>
+      <w:r>
+        <w:lastRenderedPageBreak/>
+        <w:t>A simple rule for students:</w:t>
+      </w:r>
+    </w:p>
+    <w:p>
+      <w:r>
+        <w:rPr>
+          <w:b/>
+          <w:bCs/>
+        </w:rPr>
+        <w:t>API = Ask → Process → Response</w:t>
+      </w:r>
+      <w:r>
+        <w:br/>
+        <w:t>Python sends a request, the API processes it, and Python receives the response.</w:t>
       </w:r>
     </w:p>
     <w:p/>
@@ -693,6 +2479,453 @@
     </w:lvl>
   </w:abstractNum>
   <w:abstractNum w:abstractNumId="1" w15:restartNumberingAfterBreak="0">
+    <w:nsid w:val="08375A20"/>
+    <w:multiLevelType w:val="multilevel"/>
+    <w:tmpl w:val="83DAC22C"/>
+    <w:lvl w:ilvl="0">
+      <w:start w:val="1"/>
+      <w:numFmt w:val="bullet"/>
+      <w:lvlText w:val=""/>
+      <w:lvlJc w:val="left"/>
+      <w:pPr>
+        <w:tabs>
+          <w:tab w:val="num" w:pos="720"/>
+        </w:tabs>
+        <w:ind w:left="720" w:hanging="360"/>
+      </w:pPr>
+      <w:rPr>
+        <w:rFonts w:ascii="Symbol" w:hAnsi="Symbol" w:hint="default"/>
+        <w:sz w:val="20"/>
+      </w:rPr>
+    </w:lvl>
+    <w:lvl w:ilvl="1" w:tentative="1">
+      <w:start w:val="1"/>
+      <w:numFmt w:val="bullet"/>
+      <w:lvlText w:val="o"/>
+      <w:lvlJc w:val="left"/>
+      <w:pPr>
+        <w:tabs>
+          <w:tab w:val="num" w:pos="1440"/>
+        </w:tabs>
+        <w:ind w:left="1440" w:hanging="360"/>
+      </w:pPr>
+      <w:rPr>
+        <w:rFonts w:ascii="Courier New" w:hAnsi="Courier New" w:hint="default"/>
+        <w:sz w:val="20"/>
+      </w:rPr>
+    </w:lvl>
+    <w:lvl w:ilvl="2" w:tentative="1">
+      <w:start w:val="1"/>
+      <w:numFmt w:val="bullet"/>
+      <w:lvlText w:val=""/>
+      <w:lvlJc w:val="left"/>
+      <w:pPr>
+        <w:tabs>
+          <w:tab w:val="num" w:pos="2160"/>
+        </w:tabs>
+        <w:ind w:left="2160" w:hanging="360"/>
+      </w:pPr>
+      <w:rPr>
+        <w:rFonts w:ascii="Wingdings" w:hAnsi="Wingdings" w:hint="default"/>
+        <w:sz w:val="20"/>
+      </w:rPr>
+    </w:lvl>
+    <w:lvl w:ilvl="3" w:tentative="1">
+      <w:start w:val="1"/>
+      <w:numFmt w:val="bullet"/>
+      <w:lvlText w:val=""/>
+      <w:lvlJc w:val="left"/>
+      <w:pPr>
+        <w:tabs>
+          <w:tab w:val="num" w:pos="2880"/>
+        </w:tabs>
+        <w:ind w:left="2880" w:hanging="360"/>
+      </w:pPr>
+      <w:rPr>
+        <w:rFonts w:ascii="Wingdings" w:hAnsi="Wingdings" w:hint="default"/>
+        <w:sz w:val="20"/>
+      </w:rPr>
+    </w:lvl>
+    <w:lvl w:ilvl="4" w:tentative="1">
+      <w:start w:val="1"/>
+      <w:numFmt w:val="bullet"/>
+      <w:lvlText w:val=""/>
+      <w:lvlJc w:val="left"/>
+      <w:pPr>
+        <w:tabs>
+          <w:tab w:val="num" w:pos="3600"/>
+        </w:tabs>
+        <w:ind w:left="3600" w:hanging="360"/>
+      </w:pPr>
+      <w:rPr>
+        <w:rFonts w:ascii="Wingdings" w:hAnsi="Wingdings" w:hint="default"/>
+        <w:sz w:val="20"/>
+      </w:rPr>
+    </w:lvl>
+    <w:lvl w:ilvl="5" w:tentative="1">
+      <w:start w:val="1"/>
+      <w:numFmt w:val="bullet"/>
+      <w:lvlText w:val=""/>
+      <w:lvlJc w:val="left"/>
+      <w:pPr>
+        <w:tabs>
+          <w:tab w:val="num" w:pos="4320"/>
+        </w:tabs>
+        <w:ind w:left="4320" w:hanging="360"/>
+      </w:pPr>
+      <w:rPr>
+        <w:rFonts w:ascii="Wingdings" w:hAnsi="Wingdings" w:hint="default"/>
+        <w:sz w:val="20"/>
+      </w:rPr>
+    </w:lvl>
+    <w:lvl w:ilvl="6" w:tentative="1">
+      <w:start w:val="1"/>
+      <w:numFmt w:val="bullet"/>
+      <w:lvlText w:val=""/>
+      <w:lvlJc w:val="left"/>
+      <w:pPr>
+        <w:tabs>
+          <w:tab w:val="num" w:pos="5040"/>
+        </w:tabs>
+        <w:ind w:left="5040" w:hanging="360"/>
+      </w:pPr>
+      <w:rPr>
+        <w:rFonts w:ascii="Wingdings" w:hAnsi="Wingdings" w:hint="default"/>
+        <w:sz w:val="20"/>
+      </w:rPr>
+    </w:lvl>
+    <w:lvl w:ilvl="7" w:tentative="1">
+      <w:start w:val="1"/>
+      <w:numFmt w:val="bullet"/>
+      <w:lvlText w:val=""/>
+      <w:lvlJc w:val="left"/>
+      <w:pPr>
+        <w:tabs>
+          <w:tab w:val="num" w:pos="5760"/>
+        </w:tabs>
+        <w:ind w:left="5760" w:hanging="360"/>
+      </w:pPr>
+      <w:rPr>
+        <w:rFonts w:ascii="Wingdings" w:hAnsi="Wingdings" w:hint="default"/>
+        <w:sz w:val="20"/>
+      </w:rPr>
+    </w:lvl>
+    <w:lvl w:ilvl="8" w:tentative="1">
+      <w:start w:val="1"/>
+      <w:numFmt w:val="bullet"/>
+      <w:lvlText w:val=""/>
+      <w:lvlJc w:val="left"/>
+      <w:pPr>
+        <w:tabs>
+          <w:tab w:val="num" w:pos="6480"/>
+        </w:tabs>
+        <w:ind w:left="6480" w:hanging="360"/>
+      </w:pPr>
+      <w:rPr>
+        <w:rFonts w:ascii="Wingdings" w:hAnsi="Wingdings" w:hint="default"/>
+        <w:sz w:val="20"/>
+      </w:rPr>
+    </w:lvl>
+  </w:abstractNum>
+  <w:abstractNum w:abstractNumId="2" w15:restartNumberingAfterBreak="0">
+    <w:nsid w:val="0E2C6422"/>
+    <w:multiLevelType w:val="multilevel"/>
+    <w:tmpl w:val="6308C89C"/>
+    <w:lvl w:ilvl="0">
+      <w:start w:val="1"/>
+      <w:numFmt w:val="bullet"/>
+      <w:lvlText w:val=""/>
+      <w:lvlJc w:val="left"/>
+      <w:pPr>
+        <w:tabs>
+          <w:tab w:val="num" w:pos="720"/>
+        </w:tabs>
+        <w:ind w:left="720" w:hanging="360"/>
+      </w:pPr>
+      <w:rPr>
+        <w:rFonts w:ascii="Symbol" w:hAnsi="Symbol" w:hint="default"/>
+        <w:sz w:val="20"/>
+      </w:rPr>
+    </w:lvl>
+    <w:lvl w:ilvl="1" w:tentative="1">
+      <w:start w:val="1"/>
+      <w:numFmt w:val="bullet"/>
+      <w:lvlText w:val="o"/>
+      <w:lvlJc w:val="left"/>
+      <w:pPr>
+        <w:tabs>
+          <w:tab w:val="num" w:pos="1440"/>
+        </w:tabs>
+        <w:ind w:left="1440" w:hanging="360"/>
+      </w:pPr>
+      <w:rPr>
+        <w:rFonts w:ascii="Courier New" w:hAnsi="Courier New" w:hint="default"/>
+        <w:sz w:val="20"/>
+      </w:rPr>
+    </w:lvl>
+    <w:lvl w:ilvl="2" w:tentative="1">
+      <w:start w:val="1"/>
+      <w:numFmt w:val="bullet"/>
+      <w:lvlText w:val=""/>
+      <w:lvlJc w:val="left"/>
+      <w:pPr>
+        <w:tabs>
+          <w:tab w:val="num" w:pos="2160"/>
+        </w:tabs>
+        <w:ind w:left="2160" w:hanging="360"/>
+      </w:pPr>
+      <w:rPr>
+        <w:rFonts w:ascii="Wingdings" w:hAnsi="Wingdings" w:hint="default"/>
+        <w:sz w:val="20"/>
+      </w:rPr>
+    </w:lvl>
+    <w:lvl w:ilvl="3" w:tentative="1">
+      <w:start w:val="1"/>
+      <w:numFmt w:val="bullet"/>
+      <w:lvlText w:val=""/>
+      <w:lvlJc w:val="left"/>
+      <w:pPr>
+        <w:tabs>
+          <w:tab w:val="num" w:pos="2880"/>
+        </w:tabs>
+        <w:ind w:left="2880" w:hanging="360"/>
+      </w:pPr>
+      <w:rPr>
+        <w:rFonts w:ascii="Wingdings" w:hAnsi="Wingdings" w:hint="default"/>
+        <w:sz w:val="20"/>
+      </w:rPr>
+    </w:lvl>
+    <w:lvl w:ilvl="4" w:tentative="1">
+      <w:start w:val="1"/>
+      <w:numFmt w:val="bullet"/>
+      <w:lvlText w:val=""/>
+      <w:lvlJc w:val="left"/>
+      <w:pPr>
+        <w:tabs>
+          <w:tab w:val="num" w:pos="3600"/>
+        </w:tabs>
+        <w:ind w:left="3600" w:hanging="360"/>
+      </w:pPr>
+      <w:rPr>
+        <w:rFonts w:ascii="Wingdings" w:hAnsi="Wingdings" w:hint="default"/>
+        <w:sz w:val="20"/>
+      </w:rPr>
+    </w:lvl>
+    <w:lvl w:ilvl="5" w:tentative="1">
+      <w:start w:val="1"/>
+      <w:numFmt w:val="bullet"/>
+      <w:lvlText w:val=""/>
+      <w:lvlJc w:val="left"/>
+      <w:pPr>
+        <w:tabs>
+          <w:tab w:val="num" w:pos="4320"/>
+        </w:tabs>
+        <w:ind w:left="4320" w:hanging="360"/>
+      </w:pPr>
+      <w:rPr>
+        <w:rFonts w:ascii="Wingdings" w:hAnsi="Wingdings" w:hint="default"/>
+        <w:sz w:val="20"/>
+      </w:rPr>
+    </w:lvl>
+    <w:lvl w:ilvl="6" w:tentative="1">
+      <w:start w:val="1"/>
+      <w:numFmt w:val="bullet"/>
+      <w:lvlText w:val=""/>
+      <w:lvlJc w:val="left"/>
+      <w:pPr>
+        <w:tabs>
+          <w:tab w:val="num" w:pos="5040"/>
+        </w:tabs>
+        <w:ind w:left="5040" w:hanging="360"/>
+      </w:pPr>
+      <w:rPr>
+        <w:rFonts w:ascii="Wingdings" w:hAnsi="Wingdings" w:hint="default"/>
+        <w:sz w:val="20"/>
+      </w:rPr>
+    </w:lvl>
+    <w:lvl w:ilvl="7" w:tentative="1">
+      <w:start w:val="1"/>
+      <w:numFmt w:val="bullet"/>
+      <w:lvlText w:val=""/>
+      <w:lvlJc w:val="left"/>
+      <w:pPr>
+        <w:tabs>
+          <w:tab w:val="num" w:pos="5760"/>
+        </w:tabs>
+        <w:ind w:left="5760" w:hanging="360"/>
+      </w:pPr>
+      <w:rPr>
+        <w:rFonts w:ascii="Wingdings" w:hAnsi="Wingdings" w:hint="default"/>
+        <w:sz w:val="20"/>
+      </w:rPr>
+    </w:lvl>
+    <w:lvl w:ilvl="8" w:tentative="1">
+      <w:start w:val="1"/>
+      <w:numFmt w:val="bullet"/>
+      <w:lvlText w:val=""/>
+      <w:lvlJc w:val="left"/>
+      <w:pPr>
+        <w:tabs>
+          <w:tab w:val="num" w:pos="6480"/>
+        </w:tabs>
+        <w:ind w:left="6480" w:hanging="360"/>
+      </w:pPr>
+      <w:rPr>
+        <w:rFonts w:ascii="Wingdings" w:hAnsi="Wingdings" w:hint="default"/>
+        <w:sz w:val="20"/>
+      </w:rPr>
+    </w:lvl>
+  </w:abstractNum>
+  <w:abstractNum w:abstractNumId="3" w15:restartNumberingAfterBreak="0">
+    <w:nsid w:val="1EF44100"/>
+    <w:multiLevelType w:val="multilevel"/>
+    <w:tmpl w:val="DDA80B92"/>
+    <w:lvl w:ilvl="0">
+      <w:start w:val="1"/>
+      <w:numFmt w:val="bullet"/>
+      <w:lvlText w:val=""/>
+      <w:lvlJc w:val="left"/>
+      <w:pPr>
+        <w:tabs>
+          <w:tab w:val="num" w:pos="720"/>
+        </w:tabs>
+        <w:ind w:left="720" w:hanging="360"/>
+      </w:pPr>
+      <w:rPr>
+        <w:rFonts w:ascii="Symbol" w:hAnsi="Symbol" w:hint="default"/>
+        <w:sz w:val="20"/>
+      </w:rPr>
+    </w:lvl>
+    <w:lvl w:ilvl="1" w:tentative="1">
+      <w:start w:val="1"/>
+      <w:numFmt w:val="bullet"/>
+      <w:lvlText w:val="o"/>
+      <w:lvlJc w:val="left"/>
+      <w:pPr>
+        <w:tabs>
+          <w:tab w:val="num" w:pos="1440"/>
+        </w:tabs>
+        <w:ind w:left="1440" w:hanging="360"/>
+      </w:pPr>
+      <w:rPr>
+        <w:rFonts w:ascii="Courier New" w:hAnsi="Courier New" w:hint="default"/>
+        <w:sz w:val="20"/>
+      </w:rPr>
+    </w:lvl>
+    <w:lvl w:ilvl="2" w:tentative="1">
+      <w:start w:val="1"/>
+      <w:numFmt w:val="bullet"/>
+      <w:lvlText w:val=""/>
+      <w:lvlJc w:val="left"/>
+      <w:pPr>
+        <w:tabs>
+          <w:tab w:val="num" w:pos="2160"/>
+        </w:tabs>
+        <w:ind w:left="2160" w:hanging="360"/>
+      </w:pPr>
+      <w:rPr>
+        <w:rFonts w:ascii="Wingdings" w:hAnsi="Wingdings" w:hint="default"/>
+        <w:sz w:val="20"/>
+      </w:rPr>
+    </w:lvl>
+    <w:lvl w:ilvl="3" w:tentative="1">
+      <w:start w:val="1"/>
+      <w:numFmt w:val="bullet"/>
+      <w:lvlText w:val=""/>
+      <w:lvlJc w:val="left"/>
+      <w:pPr>
+        <w:tabs>
+          <w:tab w:val="num" w:pos="2880"/>
+        </w:tabs>
+        <w:ind w:left="2880" w:hanging="360"/>
+      </w:pPr>
+      <w:rPr>
+        <w:rFonts w:ascii="Wingdings" w:hAnsi="Wingdings" w:hint="default"/>
+        <w:sz w:val="20"/>
+      </w:rPr>
+    </w:lvl>
+    <w:lvl w:ilvl="4" w:tentative="1">
+      <w:start w:val="1"/>
+      <w:numFmt w:val="bullet"/>
+      <w:lvlText w:val=""/>
+      <w:lvlJc w:val="left"/>
+      <w:pPr>
+        <w:tabs>
+          <w:tab w:val="num" w:pos="3600"/>
+        </w:tabs>
+        <w:ind w:left="3600" w:hanging="360"/>
+      </w:pPr>
+      <w:rPr>
+        <w:rFonts w:ascii="Wingdings" w:hAnsi="Wingdings" w:hint="default"/>
+        <w:sz w:val="20"/>
+      </w:rPr>
+    </w:lvl>
+    <w:lvl w:ilvl="5" w:tentative="1">
+      <w:start w:val="1"/>
+      <w:numFmt w:val="bullet"/>
+      <w:lvlText w:val=""/>
+      <w:lvlJc w:val="left"/>
+      <w:pPr>
+        <w:tabs>
+          <w:tab w:val="num" w:pos="4320"/>
+        </w:tabs>
+        <w:ind w:left="4320" w:hanging="360"/>
+      </w:pPr>
+      <w:rPr>
+        <w:rFonts w:ascii="Wingdings" w:hAnsi="Wingdings" w:hint="default"/>
+        <w:sz w:val="20"/>
+      </w:rPr>
+    </w:lvl>
+    <w:lvl w:ilvl="6" w:tentative="1">
+      <w:start w:val="1"/>
+      <w:numFmt w:val="bullet"/>
+      <w:lvlText w:val=""/>
+      <w:lvlJc w:val="left"/>
+      <w:pPr>
+        <w:tabs>
+          <w:tab w:val="num" w:pos="5040"/>
+        </w:tabs>
+        <w:ind w:left="5040" w:hanging="360"/>
+      </w:pPr>
+      <w:rPr>
+        <w:rFonts w:ascii="Wingdings" w:hAnsi="Wingdings" w:hint="default"/>
+        <w:sz w:val="20"/>
+      </w:rPr>
+    </w:lvl>
+    <w:lvl w:ilvl="7" w:tentative="1">
+      <w:start w:val="1"/>
+      <w:numFmt w:val="bullet"/>
+      <w:lvlText w:val=""/>
+      <w:lvlJc w:val="left"/>
+      <w:pPr>
+        <w:tabs>
+          <w:tab w:val="num" w:pos="5760"/>
+        </w:tabs>
+        <w:ind w:left="5760" w:hanging="360"/>
+      </w:pPr>
+      <w:rPr>
+        <w:rFonts w:ascii="Wingdings" w:hAnsi="Wingdings" w:hint="default"/>
+        <w:sz w:val="20"/>
+      </w:rPr>
+    </w:lvl>
+    <w:lvl w:ilvl="8" w:tentative="1">
+      <w:start w:val="1"/>
+      <w:numFmt w:val="bullet"/>
+      <w:lvlText w:val=""/>
+      <w:lvlJc w:val="left"/>
+      <w:pPr>
+        <w:tabs>
+          <w:tab w:val="num" w:pos="6480"/>
+        </w:tabs>
+        <w:ind w:left="6480" w:hanging="360"/>
+      </w:pPr>
+      <w:rPr>
+        <w:rFonts w:ascii="Wingdings" w:hAnsi="Wingdings" w:hint="default"/>
+        <w:sz w:val="20"/>
+      </w:rPr>
+    </w:lvl>
+  </w:abstractNum>
+  <w:abstractNum w:abstractNumId="4" w15:restartNumberingAfterBreak="0">
     <w:nsid w:val="23C62E48"/>
     <w:multiLevelType w:val="multilevel"/>
     <w:tmpl w:val="8D5ED99C"/>
@@ -805,7 +3038,156 @@
       </w:pPr>
     </w:lvl>
   </w:abstractNum>
-  <w:abstractNum w:abstractNumId="2" w15:restartNumberingAfterBreak="0">
+  <w:abstractNum w:abstractNumId="5" w15:restartNumberingAfterBreak="0">
+    <w:nsid w:val="30E447AF"/>
+    <w:multiLevelType w:val="multilevel"/>
+    <w:tmpl w:val="8D20AFA8"/>
+    <w:lvl w:ilvl="0">
+      <w:start w:val="1"/>
+      <w:numFmt w:val="bullet"/>
+      <w:lvlText w:val=""/>
+      <w:lvlJc w:val="left"/>
+      <w:pPr>
+        <w:tabs>
+          <w:tab w:val="num" w:pos="720"/>
+        </w:tabs>
+        <w:ind w:left="720" w:hanging="360"/>
+      </w:pPr>
+      <w:rPr>
+        <w:rFonts w:ascii="Symbol" w:hAnsi="Symbol" w:hint="default"/>
+        <w:sz w:val="20"/>
+      </w:rPr>
+    </w:lvl>
+    <w:lvl w:ilvl="1" w:tentative="1">
+      <w:start w:val="1"/>
+      <w:numFmt w:val="bullet"/>
+      <w:lvlText w:val="o"/>
+      <w:lvlJc w:val="left"/>
+      <w:pPr>
+        <w:tabs>
+          <w:tab w:val="num" w:pos="1440"/>
+        </w:tabs>
+        <w:ind w:left="1440" w:hanging="360"/>
+      </w:pPr>
+      <w:rPr>
+        <w:rFonts w:ascii="Courier New" w:hAnsi="Courier New" w:hint="default"/>
+        <w:sz w:val="20"/>
+      </w:rPr>
+    </w:lvl>
+    <w:lvl w:ilvl="2" w:tentative="1">
+      <w:start w:val="1"/>
+      <w:numFmt w:val="bullet"/>
+      <w:lvlText w:val=""/>
+      <w:lvlJc w:val="left"/>
+      <w:pPr>
+        <w:tabs>
+          <w:tab w:val="num" w:pos="2160"/>
+        </w:tabs>
+        <w:ind w:left="2160" w:hanging="360"/>
+      </w:pPr>
+      <w:rPr>
+        <w:rFonts w:ascii="Wingdings" w:hAnsi="Wingdings" w:hint="default"/>
+        <w:sz w:val="20"/>
+      </w:rPr>
+    </w:lvl>
+    <w:lvl w:ilvl="3" w:tentative="1">
+      <w:start w:val="1"/>
+      <w:numFmt w:val="bullet"/>
+      <w:lvlText w:val=""/>
+      <w:lvlJc w:val="left"/>
+      <w:pPr>
+        <w:tabs>
+          <w:tab w:val="num" w:pos="2880"/>
+        </w:tabs>
+        <w:ind w:left="2880" w:hanging="360"/>
+      </w:pPr>
+      <w:rPr>
+        <w:rFonts w:ascii="Wingdings" w:hAnsi="Wingdings" w:hint="default"/>
+        <w:sz w:val="20"/>
+      </w:rPr>
+    </w:lvl>
+    <w:lvl w:ilvl="4" w:tentative="1">
+      <w:start w:val="1"/>
+      <w:numFmt w:val="bullet"/>
+      <w:lvlText w:val=""/>
+      <w:lvlJc w:val="left"/>
+      <w:pPr>
+        <w:tabs>
+          <w:tab w:val="num" w:pos="3600"/>
+        </w:tabs>
+        <w:ind w:left="3600" w:hanging="360"/>
+      </w:pPr>
+      <w:rPr>
+        <w:rFonts w:ascii="Wingdings" w:hAnsi="Wingdings" w:hint="default"/>
+        <w:sz w:val="20"/>
+      </w:rPr>
+    </w:lvl>
+    <w:lvl w:ilvl="5" w:tentative="1">
+      <w:start w:val="1"/>
+      <w:numFmt w:val="bullet"/>
+      <w:lvlText w:val=""/>
+      <w:lvlJc w:val="left"/>
+      <w:pPr>
+        <w:tabs>
+          <w:tab w:val="num" w:pos="4320"/>
+        </w:tabs>
+        <w:ind w:left="4320" w:hanging="360"/>
+      </w:pPr>
+      <w:rPr>
+        <w:rFonts w:ascii="Wingdings" w:hAnsi="Wingdings" w:hint="default"/>
+        <w:sz w:val="20"/>
+      </w:rPr>
+    </w:lvl>
+    <w:lvl w:ilvl="6" w:tentative="1">
+      <w:start w:val="1"/>
+      <w:numFmt w:val="bullet"/>
+      <w:lvlText w:val=""/>
+      <w:lvlJc w:val="left"/>
+      <w:pPr>
+        <w:tabs>
+          <w:tab w:val="num" w:pos="5040"/>
+        </w:tabs>
+        <w:ind w:left="5040" w:hanging="360"/>
+      </w:pPr>
+      <w:rPr>
+        <w:rFonts w:ascii="Wingdings" w:hAnsi="Wingdings" w:hint="default"/>
+        <w:sz w:val="20"/>
+      </w:rPr>
+    </w:lvl>
+    <w:lvl w:ilvl="7" w:tentative="1">
+      <w:start w:val="1"/>
+      <w:numFmt w:val="bullet"/>
+      <w:lvlText w:val=""/>
+      <w:lvlJc w:val="left"/>
+      <w:pPr>
+        <w:tabs>
+          <w:tab w:val="num" w:pos="5760"/>
+        </w:tabs>
+        <w:ind w:left="5760" w:hanging="360"/>
+      </w:pPr>
+      <w:rPr>
+        <w:rFonts w:ascii="Wingdings" w:hAnsi="Wingdings" w:hint="default"/>
+        <w:sz w:val="20"/>
+      </w:rPr>
+    </w:lvl>
+    <w:lvl w:ilvl="8" w:tentative="1">
+      <w:start w:val="1"/>
+      <w:numFmt w:val="bullet"/>
+      <w:lvlText w:val=""/>
+      <w:lvlJc w:val="left"/>
+      <w:pPr>
+        <w:tabs>
+          <w:tab w:val="num" w:pos="6480"/>
+        </w:tabs>
+        <w:ind w:left="6480" w:hanging="360"/>
+      </w:pPr>
+      <w:rPr>
+        <w:rFonts w:ascii="Wingdings" w:hAnsi="Wingdings" w:hint="default"/>
+        <w:sz w:val="20"/>
+      </w:rPr>
+    </w:lvl>
+  </w:abstractNum>
+  <w:abstractNum w:abstractNumId="6" w15:restartNumberingAfterBreak="0">
     <w:nsid w:val="567457DB"/>
     <w:multiLevelType w:val="multilevel"/>
     <w:tmpl w:val="7DBAE058"/>
@@ -918,7 +3300,7 @@
       </w:pPr>
     </w:lvl>
   </w:abstractNum>
-  <w:abstractNum w:abstractNumId="3" w15:restartNumberingAfterBreak="0">
+  <w:abstractNum w:abstractNumId="7" w15:restartNumberingAfterBreak="0">
     <w:nsid w:val="588353BD"/>
     <w:multiLevelType w:val="multilevel"/>
     <w:tmpl w:val="6DFCC62E"/>
@@ -1067,7 +3449,156 @@
       </w:rPr>
     </w:lvl>
   </w:abstractNum>
-  <w:abstractNum w:abstractNumId="4" w15:restartNumberingAfterBreak="0">
+  <w:abstractNum w:abstractNumId="8" w15:restartNumberingAfterBreak="0">
+    <w:nsid w:val="752565E3"/>
+    <w:multiLevelType w:val="multilevel"/>
+    <w:tmpl w:val="E97E4F64"/>
+    <w:lvl w:ilvl="0">
+      <w:start w:val="1"/>
+      <w:numFmt w:val="bullet"/>
+      <w:lvlText w:val=""/>
+      <w:lvlJc w:val="left"/>
+      <w:pPr>
+        <w:tabs>
+          <w:tab w:val="num" w:pos="720"/>
+        </w:tabs>
+        <w:ind w:left="720" w:hanging="360"/>
+      </w:pPr>
+      <w:rPr>
+        <w:rFonts w:ascii="Symbol" w:hAnsi="Symbol" w:hint="default"/>
+        <w:sz w:val="20"/>
+      </w:rPr>
+    </w:lvl>
+    <w:lvl w:ilvl="1" w:tentative="1">
+      <w:start w:val="1"/>
+      <w:numFmt w:val="bullet"/>
+      <w:lvlText w:val="o"/>
+      <w:lvlJc w:val="left"/>
+      <w:pPr>
+        <w:tabs>
+          <w:tab w:val="num" w:pos="1440"/>
+        </w:tabs>
+        <w:ind w:left="1440" w:hanging="360"/>
+      </w:pPr>
+      <w:rPr>
+        <w:rFonts w:ascii="Courier New" w:hAnsi="Courier New" w:hint="default"/>
+        <w:sz w:val="20"/>
+      </w:rPr>
+    </w:lvl>
+    <w:lvl w:ilvl="2" w:tentative="1">
+      <w:start w:val="1"/>
+      <w:numFmt w:val="bullet"/>
+      <w:lvlText w:val=""/>
+      <w:lvlJc w:val="left"/>
+      <w:pPr>
+        <w:tabs>
+          <w:tab w:val="num" w:pos="2160"/>
+        </w:tabs>
+        <w:ind w:left="2160" w:hanging="360"/>
+      </w:pPr>
+      <w:rPr>
+        <w:rFonts w:ascii="Wingdings" w:hAnsi="Wingdings" w:hint="default"/>
+        <w:sz w:val="20"/>
+      </w:rPr>
+    </w:lvl>
+    <w:lvl w:ilvl="3" w:tentative="1">
+      <w:start w:val="1"/>
+      <w:numFmt w:val="bullet"/>
+      <w:lvlText w:val=""/>
+      <w:lvlJc w:val="left"/>
+      <w:pPr>
+        <w:tabs>
+          <w:tab w:val="num" w:pos="2880"/>
+        </w:tabs>
+        <w:ind w:left="2880" w:hanging="360"/>
+      </w:pPr>
+      <w:rPr>
+        <w:rFonts w:ascii="Wingdings" w:hAnsi="Wingdings" w:hint="default"/>
+        <w:sz w:val="20"/>
+      </w:rPr>
+    </w:lvl>
+    <w:lvl w:ilvl="4" w:tentative="1">
+      <w:start w:val="1"/>
+      <w:numFmt w:val="bullet"/>
+      <w:lvlText w:val=""/>
+      <w:lvlJc w:val="left"/>
+      <w:pPr>
+        <w:tabs>
+          <w:tab w:val="num" w:pos="3600"/>
+        </w:tabs>
+        <w:ind w:left="3600" w:hanging="360"/>
+      </w:pPr>
+      <w:rPr>
+        <w:rFonts w:ascii="Wingdings" w:hAnsi="Wingdings" w:hint="default"/>
+        <w:sz w:val="20"/>
+      </w:rPr>
+    </w:lvl>
+    <w:lvl w:ilvl="5" w:tentative="1">
+      <w:start w:val="1"/>
+      <w:numFmt w:val="bullet"/>
+      <w:lvlText w:val=""/>
+      <w:lvlJc w:val="left"/>
+      <w:pPr>
+        <w:tabs>
+          <w:tab w:val="num" w:pos="4320"/>
+        </w:tabs>
+        <w:ind w:left="4320" w:hanging="360"/>
+      </w:pPr>
+      <w:rPr>
+        <w:rFonts w:ascii="Wingdings" w:hAnsi="Wingdings" w:hint="default"/>
+        <w:sz w:val="20"/>
+      </w:rPr>
+    </w:lvl>
+    <w:lvl w:ilvl="6" w:tentative="1">
+      <w:start w:val="1"/>
+      <w:numFmt w:val="bullet"/>
+      <w:lvlText w:val=""/>
+      <w:lvlJc w:val="left"/>
+      <w:pPr>
+        <w:tabs>
+          <w:tab w:val="num" w:pos="5040"/>
+        </w:tabs>
+        <w:ind w:left="5040" w:hanging="360"/>
+      </w:pPr>
+      <w:rPr>
+        <w:rFonts w:ascii="Wingdings" w:hAnsi="Wingdings" w:hint="default"/>
+        <w:sz w:val="20"/>
+      </w:rPr>
+    </w:lvl>
+    <w:lvl w:ilvl="7" w:tentative="1">
+      <w:start w:val="1"/>
+      <w:numFmt w:val="bullet"/>
+      <w:lvlText w:val=""/>
+      <w:lvlJc w:val="left"/>
+      <w:pPr>
+        <w:tabs>
+          <w:tab w:val="num" w:pos="5760"/>
+        </w:tabs>
+        <w:ind w:left="5760" w:hanging="360"/>
+      </w:pPr>
+      <w:rPr>
+        <w:rFonts w:ascii="Wingdings" w:hAnsi="Wingdings" w:hint="default"/>
+        <w:sz w:val="20"/>
+      </w:rPr>
+    </w:lvl>
+    <w:lvl w:ilvl="8" w:tentative="1">
+      <w:start w:val="1"/>
+      <w:numFmt w:val="bullet"/>
+      <w:lvlText w:val=""/>
+      <w:lvlJc w:val="left"/>
+      <w:pPr>
+        <w:tabs>
+          <w:tab w:val="num" w:pos="6480"/>
+        </w:tabs>
+        <w:ind w:left="6480" w:hanging="360"/>
+      </w:pPr>
+      <w:rPr>
+        <w:rFonts w:ascii="Wingdings" w:hAnsi="Wingdings" w:hint="default"/>
+        <w:sz w:val="20"/>
+      </w:rPr>
+    </w:lvl>
+  </w:abstractNum>
+  <w:abstractNum w:abstractNumId="9" w15:restartNumberingAfterBreak="0">
     <w:nsid w:val="752B47B8"/>
     <w:multiLevelType w:val="multilevel"/>
     <w:tmpl w:val="306288B0"/>
@@ -1216,20 +3747,339 @@
       </w:rPr>
     </w:lvl>
   </w:abstractNum>
+  <w:abstractNum w:abstractNumId="10" w15:restartNumberingAfterBreak="0">
+    <w:nsid w:val="75DD6521"/>
+    <w:multiLevelType w:val="multilevel"/>
+    <w:tmpl w:val="014AB0B8"/>
+    <w:lvl w:ilvl="0">
+      <w:start w:val="1"/>
+      <w:numFmt w:val="bullet"/>
+      <w:lvlText w:val=""/>
+      <w:lvlJc w:val="left"/>
+      <w:pPr>
+        <w:tabs>
+          <w:tab w:val="num" w:pos="720"/>
+        </w:tabs>
+        <w:ind w:left="720" w:hanging="360"/>
+      </w:pPr>
+      <w:rPr>
+        <w:rFonts w:ascii="Symbol" w:hAnsi="Symbol" w:hint="default"/>
+        <w:sz w:val="20"/>
+      </w:rPr>
+    </w:lvl>
+    <w:lvl w:ilvl="1" w:tentative="1">
+      <w:start w:val="1"/>
+      <w:numFmt w:val="bullet"/>
+      <w:lvlText w:val="o"/>
+      <w:lvlJc w:val="left"/>
+      <w:pPr>
+        <w:tabs>
+          <w:tab w:val="num" w:pos="1440"/>
+        </w:tabs>
+        <w:ind w:left="1440" w:hanging="360"/>
+      </w:pPr>
+      <w:rPr>
+        <w:rFonts w:ascii="Courier New" w:hAnsi="Courier New" w:hint="default"/>
+        <w:sz w:val="20"/>
+      </w:rPr>
+    </w:lvl>
+    <w:lvl w:ilvl="2" w:tentative="1">
+      <w:start w:val="1"/>
+      <w:numFmt w:val="bullet"/>
+      <w:lvlText w:val=""/>
+      <w:lvlJc w:val="left"/>
+      <w:pPr>
+        <w:tabs>
+          <w:tab w:val="num" w:pos="2160"/>
+        </w:tabs>
+        <w:ind w:left="2160" w:hanging="360"/>
+      </w:pPr>
+      <w:rPr>
+        <w:rFonts w:ascii="Wingdings" w:hAnsi="Wingdings" w:hint="default"/>
+        <w:sz w:val="20"/>
+      </w:rPr>
+    </w:lvl>
+    <w:lvl w:ilvl="3" w:tentative="1">
+      <w:start w:val="1"/>
+      <w:numFmt w:val="bullet"/>
+      <w:lvlText w:val=""/>
+      <w:lvlJc w:val="left"/>
+      <w:pPr>
+        <w:tabs>
+          <w:tab w:val="num" w:pos="2880"/>
+        </w:tabs>
+        <w:ind w:left="2880" w:hanging="360"/>
+      </w:pPr>
+      <w:rPr>
+        <w:rFonts w:ascii="Wingdings" w:hAnsi="Wingdings" w:hint="default"/>
+        <w:sz w:val="20"/>
+      </w:rPr>
+    </w:lvl>
+    <w:lvl w:ilvl="4" w:tentative="1">
+      <w:start w:val="1"/>
+      <w:numFmt w:val="bullet"/>
+      <w:lvlText w:val=""/>
+      <w:lvlJc w:val="left"/>
+      <w:pPr>
+        <w:tabs>
+          <w:tab w:val="num" w:pos="3600"/>
+        </w:tabs>
+        <w:ind w:left="3600" w:hanging="360"/>
+      </w:pPr>
+      <w:rPr>
+        <w:rFonts w:ascii="Wingdings" w:hAnsi="Wingdings" w:hint="default"/>
+        <w:sz w:val="20"/>
+      </w:rPr>
+    </w:lvl>
+    <w:lvl w:ilvl="5" w:tentative="1">
+      <w:start w:val="1"/>
+      <w:numFmt w:val="bullet"/>
+      <w:lvlText w:val=""/>
+      <w:lvlJc w:val="left"/>
+      <w:pPr>
+        <w:tabs>
+          <w:tab w:val="num" w:pos="4320"/>
+        </w:tabs>
+        <w:ind w:left="4320" w:hanging="360"/>
+      </w:pPr>
+      <w:rPr>
+        <w:rFonts w:ascii="Wingdings" w:hAnsi="Wingdings" w:hint="default"/>
+        <w:sz w:val="20"/>
+      </w:rPr>
+    </w:lvl>
+    <w:lvl w:ilvl="6" w:tentative="1">
+      <w:start w:val="1"/>
+      <w:numFmt w:val="bullet"/>
+      <w:lvlText w:val=""/>
+      <w:lvlJc w:val="left"/>
+      <w:pPr>
+        <w:tabs>
+          <w:tab w:val="num" w:pos="5040"/>
+        </w:tabs>
+        <w:ind w:left="5040" w:hanging="360"/>
+      </w:pPr>
+      <w:rPr>
+        <w:rFonts w:ascii="Wingdings" w:hAnsi="Wingdings" w:hint="default"/>
+        <w:sz w:val="20"/>
+      </w:rPr>
+    </w:lvl>
+    <w:lvl w:ilvl="7" w:tentative="1">
+      <w:start w:val="1"/>
+      <w:numFmt w:val="bullet"/>
+      <w:lvlText w:val=""/>
+      <w:lvlJc w:val="left"/>
+      <w:pPr>
+        <w:tabs>
+          <w:tab w:val="num" w:pos="5760"/>
+        </w:tabs>
+        <w:ind w:left="5760" w:hanging="360"/>
+      </w:pPr>
+      <w:rPr>
+        <w:rFonts w:ascii="Wingdings" w:hAnsi="Wingdings" w:hint="default"/>
+        <w:sz w:val="20"/>
+      </w:rPr>
+    </w:lvl>
+    <w:lvl w:ilvl="8" w:tentative="1">
+      <w:start w:val="1"/>
+      <w:numFmt w:val="bullet"/>
+      <w:lvlText w:val=""/>
+      <w:lvlJc w:val="left"/>
+      <w:pPr>
+        <w:tabs>
+          <w:tab w:val="num" w:pos="6480"/>
+        </w:tabs>
+        <w:ind w:left="6480" w:hanging="360"/>
+      </w:pPr>
+      <w:rPr>
+        <w:rFonts w:ascii="Wingdings" w:hAnsi="Wingdings" w:hint="default"/>
+        <w:sz w:val="20"/>
+      </w:rPr>
+    </w:lvl>
+  </w:abstractNum>
+  <w:abstractNum w:abstractNumId="11" w15:restartNumberingAfterBreak="0">
+    <w:nsid w:val="7BA06AF7"/>
+    <w:multiLevelType w:val="multilevel"/>
+    <w:tmpl w:val="B4A6E516"/>
+    <w:lvl w:ilvl="0">
+      <w:start w:val="1"/>
+      <w:numFmt w:val="bullet"/>
+      <w:lvlText w:val=""/>
+      <w:lvlJc w:val="left"/>
+      <w:pPr>
+        <w:tabs>
+          <w:tab w:val="num" w:pos="720"/>
+        </w:tabs>
+        <w:ind w:left="720" w:hanging="360"/>
+      </w:pPr>
+      <w:rPr>
+        <w:rFonts w:ascii="Symbol" w:hAnsi="Symbol" w:hint="default"/>
+        <w:sz w:val="20"/>
+      </w:rPr>
+    </w:lvl>
+    <w:lvl w:ilvl="1" w:tentative="1">
+      <w:start w:val="1"/>
+      <w:numFmt w:val="bullet"/>
+      <w:lvlText w:val="o"/>
+      <w:lvlJc w:val="left"/>
+      <w:pPr>
+        <w:tabs>
+          <w:tab w:val="num" w:pos="1440"/>
+        </w:tabs>
+        <w:ind w:left="1440" w:hanging="360"/>
+      </w:pPr>
+      <w:rPr>
+        <w:rFonts w:ascii="Courier New" w:hAnsi="Courier New" w:hint="default"/>
+        <w:sz w:val="20"/>
+      </w:rPr>
+    </w:lvl>
+    <w:lvl w:ilvl="2" w:tentative="1">
+      <w:start w:val="1"/>
+      <w:numFmt w:val="bullet"/>
+      <w:lvlText w:val=""/>
+      <w:lvlJc w:val="left"/>
+      <w:pPr>
+        <w:tabs>
+          <w:tab w:val="num" w:pos="2160"/>
+        </w:tabs>
+        <w:ind w:left="2160" w:hanging="360"/>
+      </w:pPr>
+      <w:rPr>
+        <w:rFonts w:ascii="Wingdings" w:hAnsi="Wingdings" w:hint="default"/>
+        <w:sz w:val="20"/>
+      </w:rPr>
+    </w:lvl>
+    <w:lvl w:ilvl="3" w:tentative="1">
+      <w:start w:val="1"/>
+      <w:numFmt w:val="bullet"/>
+      <w:lvlText w:val=""/>
+      <w:lvlJc w:val="left"/>
+      <w:pPr>
+        <w:tabs>
+          <w:tab w:val="num" w:pos="2880"/>
+        </w:tabs>
+        <w:ind w:left="2880" w:hanging="360"/>
+      </w:pPr>
+      <w:rPr>
+        <w:rFonts w:ascii="Wingdings" w:hAnsi="Wingdings" w:hint="default"/>
+        <w:sz w:val="20"/>
+      </w:rPr>
+    </w:lvl>
+    <w:lvl w:ilvl="4" w:tentative="1">
+      <w:start w:val="1"/>
+      <w:numFmt w:val="bullet"/>
+      <w:lvlText w:val=""/>
+      <w:lvlJc w:val="left"/>
+      <w:pPr>
+        <w:tabs>
+          <w:tab w:val="num" w:pos="3600"/>
+        </w:tabs>
+        <w:ind w:left="3600" w:hanging="360"/>
+      </w:pPr>
+      <w:rPr>
+        <w:rFonts w:ascii="Wingdings" w:hAnsi="Wingdings" w:hint="default"/>
+        <w:sz w:val="20"/>
+      </w:rPr>
+    </w:lvl>
+    <w:lvl w:ilvl="5" w:tentative="1">
+      <w:start w:val="1"/>
+      <w:numFmt w:val="bullet"/>
+      <w:lvlText w:val=""/>
+      <w:lvlJc w:val="left"/>
+      <w:pPr>
+        <w:tabs>
+          <w:tab w:val="num" w:pos="4320"/>
+        </w:tabs>
+        <w:ind w:left="4320" w:hanging="360"/>
+      </w:pPr>
+      <w:rPr>
+        <w:rFonts w:ascii="Wingdings" w:hAnsi="Wingdings" w:hint="default"/>
+        <w:sz w:val="20"/>
+      </w:rPr>
+    </w:lvl>
+    <w:lvl w:ilvl="6" w:tentative="1">
+      <w:start w:val="1"/>
+      <w:numFmt w:val="bullet"/>
+      <w:lvlText w:val=""/>
+      <w:lvlJc w:val="left"/>
+      <w:pPr>
+        <w:tabs>
+          <w:tab w:val="num" w:pos="5040"/>
+        </w:tabs>
+        <w:ind w:left="5040" w:hanging="360"/>
+      </w:pPr>
+      <w:rPr>
+        <w:rFonts w:ascii="Wingdings" w:hAnsi="Wingdings" w:hint="default"/>
+        <w:sz w:val="20"/>
+      </w:rPr>
+    </w:lvl>
+    <w:lvl w:ilvl="7" w:tentative="1">
+      <w:start w:val="1"/>
+      <w:numFmt w:val="bullet"/>
+      <w:lvlText w:val=""/>
+      <w:lvlJc w:val="left"/>
+      <w:pPr>
+        <w:tabs>
+          <w:tab w:val="num" w:pos="5760"/>
+        </w:tabs>
+        <w:ind w:left="5760" w:hanging="360"/>
+      </w:pPr>
+      <w:rPr>
+        <w:rFonts w:ascii="Wingdings" w:hAnsi="Wingdings" w:hint="default"/>
+        <w:sz w:val="20"/>
+      </w:rPr>
+    </w:lvl>
+    <w:lvl w:ilvl="8" w:tentative="1">
+      <w:start w:val="1"/>
+      <w:numFmt w:val="bullet"/>
+      <w:lvlText w:val=""/>
+      <w:lvlJc w:val="left"/>
+      <w:pPr>
+        <w:tabs>
+          <w:tab w:val="num" w:pos="6480"/>
+        </w:tabs>
+        <w:ind w:left="6480" w:hanging="360"/>
+      </w:pPr>
+      <w:rPr>
+        <w:rFonts w:ascii="Wingdings" w:hAnsi="Wingdings" w:hint="default"/>
+        <w:sz w:val="20"/>
+      </w:rPr>
+    </w:lvl>
+  </w:abstractNum>
   <w:num w:numId="1" w16cid:durableId="713390760">
-    <w:abstractNumId w:val="3"/>
+    <w:abstractNumId w:val="7"/>
   </w:num>
   <w:num w:numId="2" w16cid:durableId="374358706">
-    <w:abstractNumId w:val="2"/>
+    <w:abstractNumId w:val="6"/>
   </w:num>
   <w:num w:numId="3" w16cid:durableId="653724980">
-    <w:abstractNumId w:val="4"/>
+    <w:abstractNumId w:val="9"/>
   </w:num>
   <w:num w:numId="4" w16cid:durableId="1475022925">
-    <w:abstractNumId w:val="1"/>
+    <w:abstractNumId w:val="4"/>
   </w:num>
   <w:num w:numId="5" w16cid:durableId="1095590510">
     <w:abstractNumId w:val="0"/>
+  </w:num>
+  <w:num w:numId="6" w16cid:durableId="1290286426">
+    <w:abstractNumId w:val="1"/>
+  </w:num>
+  <w:num w:numId="7" w16cid:durableId="73362742">
+    <w:abstractNumId w:val="8"/>
+  </w:num>
+  <w:num w:numId="8" w16cid:durableId="2043821180">
+    <w:abstractNumId w:val="10"/>
+  </w:num>
+  <w:num w:numId="9" w16cid:durableId="561260816">
+    <w:abstractNumId w:val="3"/>
+  </w:num>
+  <w:num w:numId="10" w16cid:durableId="1365836530">
+    <w:abstractNumId w:val="2"/>
+  </w:num>
+  <w:num w:numId="11" w16cid:durableId="369232210">
+    <w:abstractNumId w:val="11"/>
+  </w:num>
+  <w:num w:numId="12" w16cid:durableId="970095328">
+    <w:abstractNumId w:val="5"/>
   </w:num>
 </w:numbering>
 </file>
